--- a/Quiz/Lecture 14 Quiz ANS.docx
+++ b/Quiz/Lecture 14 Quiz ANS.docx
@@ -1305,6 +1305,8 @@
         <w:t>ANS: C – DNS-based geo-load balancing must infer proximity and performance from limited information, making accurate mapping difficult.</w:t>
       </w:r>
     </w:p>
+    <w:p/>
+    <w:p/>
     <w:sectPr>
       <w:pgSz w:w="12240" w:h="15840"/>
       <w:pgMar w:top="1440" w:right="1800" w:bottom="1440" w:left="1800" w:header="720" w:footer="720" w:gutter="0"/>
